--- a/WorkersRights_v/Docs/Workers Rights - Revision History.docx
+++ b/WorkersRights_v/Docs/Workers Rights - Revision History.docx
@@ -1,6 +1,6 @@
 
 <file path=word/document.xml><?xml version="1.0" encoding="utf-8"?>
-<w:document xmlns:wpc="http://schemas.microsoft.com/office/word/2010/wordprocessingCanvas" xmlns:cx="http://schemas.microsoft.com/office/drawing/2014/chartex" xmlns:cx1="http://schemas.microsoft.com/office/drawing/2015/9/8/chartex" xmlns:cx2="http://schemas.microsoft.com/office/drawing/2015/10/21/chartex" xmlns:cx3="http://schemas.microsoft.com/office/drawing/2016/5/9/chartex" xmlns:cx4="http://schemas.microsoft.com/office/drawing/2016/5/10/chartex" xmlns:cx5="http://schemas.microsoft.com/office/drawing/2016/5/11/chartex" xmlns:cx6="http://schemas.microsoft.com/office/drawing/2016/5/12/chartex" xmlns:cx7="http://schemas.microsoft.com/office/drawing/2016/5/13/chartex" xmlns:cx8="http://schemas.microsoft.com/office/drawing/2016/5/14/chartex" xmlns:mc="http://schemas.openxmlformats.org/markup-compatibility/2006" xmlns:aink="http://schemas.microsoft.com/office/drawing/2016/ink" xmlns:am3d="http://schemas.microsoft.com/office/drawing/2017/model3d" xmlns:o="urn:schemas-microsoft-com:office:office" xmlns:oel="http://schemas.microsoft.com/office/2019/extlst" xmlns:r="http://schemas.openxmlformats.org/officeDocument/2006/relationships" xmlns:m="http://schemas.openxmlformats.org/officeDocument/2006/math" xmlns:v="urn:schemas-microsoft-com:vml" xmlns:wp14="http://schemas.microsoft.com/office/word/2010/wordprocessingDrawing" xmlns:wp="http://schemas.openxmlformats.org/drawingml/2006/wordprocessingDrawing" xmlns:w10="urn:schemas-microsoft-com:office:word" xmlns:w="http://schemas.openxmlformats.org/wordprocessingml/2006/main" xmlns:w14="http://schemas.microsoft.com/office/word/2010/wordml" xmlns:w15="http://schemas.microsoft.com/office/word/2012/wordml" xmlns:w16cex="http://schemas.microsoft.com/office/word/2018/wordml/cex" xmlns:w16cid="http://schemas.microsoft.com/office/word/2016/wordml/cid" xmlns:w16="http://schemas.microsoft.com/office/word/2018/wordml" xmlns:w16sdtdh="http://schemas.microsoft.com/office/word/2020/wordml/sdtdatahash" xmlns:w16se="http://schemas.microsoft.com/office/word/2015/wordml/symex" xmlns:wpg="http://schemas.microsoft.com/office/word/2010/wordprocessingGroup" xmlns:wpi="http://schemas.microsoft.com/office/word/2010/wordprocessingInk" xmlns:wne="http://schemas.microsoft.com/office/word/2006/wordml" xmlns:wps="http://schemas.microsoft.com/office/word/2010/wordprocessingShape" mc:Ignorable="w14 w15 w16se w16cid w16 w16cex w16sdtdh wp14">
+<w:document xmlns:wpc="http://schemas.microsoft.com/office/word/2010/wordprocessingCanvas" xmlns:cx="http://schemas.microsoft.com/office/drawing/2014/chartex" xmlns:cx1="http://schemas.microsoft.com/office/drawing/2015/9/8/chartex" xmlns:cx2="http://schemas.microsoft.com/office/drawing/2015/10/21/chartex" xmlns:cx3="http://schemas.microsoft.com/office/drawing/2016/5/9/chartex" xmlns:cx4="http://schemas.microsoft.com/office/drawing/2016/5/10/chartex" xmlns:cx5="http://schemas.microsoft.com/office/drawing/2016/5/11/chartex" xmlns:cx6="http://schemas.microsoft.com/office/drawing/2016/5/12/chartex" xmlns:cx7="http://schemas.microsoft.com/office/drawing/2016/5/13/chartex" xmlns:cx8="http://schemas.microsoft.com/office/drawing/2016/5/14/chartex" xmlns:mc="http://schemas.openxmlformats.org/markup-compatibility/2006" xmlns:aink="http://schemas.microsoft.com/office/drawing/2016/ink" xmlns:am3d="http://schemas.microsoft.com/office/drawing/2017/model3d" xmlns:o="urn:schemas-microsoft-com:office:office" xmlns:oel="http://schemas.microsoft.com/office/2019/extlst" xmlns:r="http://schemas.openxmlformats.org/officeDocument/2006/relationships" xmlns:m="http://schemas.openxmlformats.org/officeDocument/2006/math" xmlns:v="urn:schemas-microsoft-com:vml" xmlns:wp14="http://schemas.microsoft.com/office/word/2010/wordprocessingDrawing" xmlns:wp="http://schemas.openxmlformats.org/drawingml/2006/wordprocessingDrawing" xmlns:w10="urn:schemas-microsoft-com:office:word" xmlns:w="http://schemas.openxmlformats.org/wordprocessingml/2006/main" xmlns:w14="http://schemas.microsoft.com/office/word/2010/wordml" xmlns:w15="http://schemas.microsoft.com/office/word/2012/wordml" xmlns:w16cex="http://schemas.microsoft.com/office/word/2018/wordml/cex" xmlns:w16cid="http://schemas.microsoft.com/office/word/2016/wordml/cid" xmlns:w16="http://schemas.microsoft.com/office/word/2018/wordml" xmlns:w16du="http://schemas.microsoft.com/office/word/2023/wordml/word16du" xmlns:w16sdtdh="http://schemas.microsoft.com/office/word/2020/wordml/sdtdatahash" xmlns:w16sdtfl="http://schemas.microsoft.com/office/word/2024/wordml/sdtformatlock" xmlns:w16se="http://schemas.microsoft.com/office/word/2015/wordml/symex" xmlns:wpg="http://schemas.microsoft.com/office/word/2010/wordprocessingGroup" xmlns:wpi="http://schemas.microsoft.com/office/word/2010/wordprocessingInk" xmlns:wne="http://schemas.microsoft.com/office/word/2006/wordml" xmlns:wps="http://schemas.microsoft.com/office/word/2010/wordprocessingShape" mc:Ignorable="w14 w15 w16se w16cid w16 w16cex w16sdtdh w16sdtfl w16du wp14">
   <w:body>
     <w:p>
       <w:pPr>
@@ -311,7 +311,15 @@
         <w:t xml:space="preserve">22 Dec 2022 – version </w:t>
       </w:r>
       <w:r>
-        <w:t>v1.2.2.beta1</w:t>
+        <w:t>v1.2.</w:t>
+      </w:r>
+      <w:proofErr w:type="gramStart"/>
+      <w:r>
+        <w:t>2.beta</w:t>
+      </w:r>
+      <w:proofErr w:type="gramEnd"/>
+      <w:r>
+        <w:t>1</w:t>
       </w:r>
     </w:p>
     <w:p>
@@ -374,7 +382,21 @@
         <w:rPr>
           <w:lang w:val="en-US"/>
         </w:rPr>
-        <w:t>22 Jan 2023 – version v1.3.0.beta1</w:t>
+        <w:t>22 Jan 2023 – version v1.3.</w:t>
+      </w:r>
+      <w:proofErr w:type="gramStart"/>
+      <w:r>
+        <w:rPr>
+          <w:lang w:val="en-US"/>
+        </w:rPr>
+        <w:t>0.beta</w:t>
+      </w:r>
+      <w:proofErr w:type="gramEnd"/>
+      <w:r>
+        <w:rPr>
+          <w:lang w:val="en-US"/>
+        </w:rPr>
+        <w:t>1</w:t>
       </w:r>
     </w:p>
     <w:p>
@@ -481,7 +503,21 @@
         <w:rPr>
           <w:lang w:val="en-US"/>
         </w:rPr>
-        <w:t>25 Jan 2023 – version v1.3.1.beta1</w:t>
+        <w:t>25 Jan 2023 – version v1.3.</w:t>
+      </w:r>
+      <w:proofErr w:type="gramStart"/>
+      <w:r>
+        <w:rPr>
+          <w:lang w:val="en-US"/>
+        </w:rPr>
+        <w:t>1.beta</w:t>
+      </w:r>
+      <w:proofErr w:type="gramEnd"/>
+      <w:r>
+        <w:rPr>
+          <w:lang w:val="en-US"/>
+        </w:rPr>
+        <w:t>1</w:t>
       </w:r>
     </w:p>
     <w:p>
@@ -507,7 +543,6 @@
         <w:rPr>
           <w:lang w:val="en-US"/>
         </w:rPr>
-        <w:lastRenderedPageBreak/>
         <w:t xml:space="preserve">Remove obsolete option to </w:t>
       </w:r>
       <w:r>
@@ -677,6 +712,7 @@
         <w:rPr>
           <w:lang w:val="en-US"/>
         </w:rPr>
+        <w:lastRenderedPageBreak/>
         <w:t>This new GUI is not yet working – so the relevant button is temporarily invisible.</w:t>
       </w:r>
     </w:p>
@@ -690,8 +726,16 @@
         <w:rPr>
           <w:lang w:val="en-US"/>
         </w:rPr>
-        <w:t>Change in several places “last year” to “this year”.</w:t>
-      </w:r>
+        <w:t>Change in several places “last year” to “this year</w:t>
+      </w:r>
+      <w:proofErr w:type="gramStart"/>
+      <w:r>
+        <w:rPr>
+          <w:lang w:val="en-US"/>
+        </w:rPr>
+        <w:t>”.</w:t>
+      </w:r>
+      <w:proofErr w:type="gramEnd"/>
     </w:p>
     <w:p>
       <w:pPr>
@@ -717,37 +761,7 @@
         <w:rPr>
           <w:lang w:val="en-US"/>
         </w:rPr>
-        <w:t>25</w:t>
-      </w:r>
-      <w:r>
-        <w:rPr>
-          <w:lang w:val="en-US"/>
-        </w:rPr>
-        <w:t xml:space="preserve"> </w:t>
-      </w:r>
-      <w:r>
-        <w:rPr>
-          <w:lang w:val="en-US"/>
-        </w:rPr>
-        <w:t>March</w:t>
-      </w:r>
-      <w:r>
-        <w:rPr>
-          <w:lang w:val="en-US"/>
-        </w:rPr>
-        <w:t xml:space="preserve"> 2024 – version 1.3.</w:t>
-      </w:r>
-      <w:r>
-        <w:rPr>
-          <w:lang w:val="en-US"/>
-        </w:rPr>
-        <w:t>6</w:t>
-      </w:r>
-      <w:r>
-        <w:rPr>
-          <w:lang w:val="en-US"/>
-        </w:rPr>
-        <w:t xml:space="preserve"> beta1</w:t>
+        <w:t>25 March 2024 – version 1.3.6 beta1</w:t>
       </w:r>
     </w:p>
     <w:p>
@@ -927,7 +941,21 @@
         <w:rPr>
           <w:lang w:val="en-US"/>
         </w:rPr>
-        <w:t>For each save – copy the save file to “OldSaves” directory with incrementing index</w:t>
+        <w:t>For each save – copy the save file to “</w:t>
+      </w:r>
+      <w:proofErr w:type="spellStart"/>
+      <w:r>
+        <w:rPr>
+          <w:lang w:val="en-US"/>
+        </w:rPr>
+        <w:t>OldSaves</w:t>
+      </w:r>
+      <w:proofErr w:type="spellEnd"/>
+      <w:r>
+        <w:rPr>
+          <w:lang w:val="en-US"/>
+        </w:rPr>
+        <w:t>” directory with incrementing index</w:t>
       </w:r>
     </w:p>
     <w:p>
@@ -968,6 +996,447 @@
     </w:p>
     <w:p>
       <w:pPr>
+        <w:pStyle w:val="Heading2"/>
+        <w:rPr>
+          <w:lang w:val="en-US"/>
+        </w:rPr>
+      </w:pPr>
+      <w:r>
+        <w:rPr>
+          <w:lang w:val="en-US"/>
+        </w:rPr>
+        <w:t>13</w:t>
+      </w:r>
+      <w:r>
+        <w:rPr>
+          <w:lang w:val="en-US"/>
+        </w:rPr>
+        <w:t xml:space="preserve"> </w:t>
+      </w:r>
+      <w:r>
+        <w:rPr>
+          <w:lang w:val="en-US"/>
+        </w:rPr>
+        <w:t>January</w:t>
+      </w:r>
+      <w:r>
+        <w:rPr>
+          <w:lang w:val="en-US"/>
+        </w:rPr>
+        <w:t xml:space="preserve"> 202</w:t>
+      </w:r>
+      <w:r>
+        <w:rPr>
+          <w:lang w:val="en-US"/>
+        </w:rPr>
+        <w:t>5</w:t>
+      </w:r>
+      <w:r>
+        <w:rPr>
+          <w:lang w:val="en-US"/>
+        </w:rPr>
+        <w:t xml:space="preserve"> – version 1.</w:t>
+      </w:r>
+      <w:r>
+        <w:rPr>
+          <w:lang w:val="en-US"/>
+        </w:rPr>
+        <w:t>4</w:t>
+      </w:r>
+      <w:r>
+        <w:rPr>
+          <w:lang w:val="en-US"/>
+        </w:rPr>
+        <w:t>.</w:t>
+      </w:r>
+      <w:r>
+        <w:rPr>
+          <w:lang w:val="en-US"/>
+        </w:rPr>
+        <w:t>0</w:t>
+      </w:r>
+      <w:r>
+        <w:rPr>
+          <w:lang w:val="en-US"/>
+        </w:rPr>
+        <w:t xml:space="preserve"> beta</w:t>
+      </w:r>
+      <w:r>
+        <w:rPr>
+          <w:lang w:val="en-US"/>
+        </w:rPr>
+        <w:t>2</w:t>
+      </w:r>
+    </w:p>
+    <w:p>
+      <w:pPr>
+        <w:pStyle w:val="Heading4"/>
+        <w:rPr>
+          <w:lang w:val="en-US"/>
+        </w:rPr>
+      </w:pPr>
+      <w:r>
+        <w:rPr>
+          <w:lang w:val="en-US"/>
+        </w:rPr>
+        <w:t>Relative Holidays mode</w:t>
+      </w:r>
+    </w:p>
+    <w:p>
+      <w:pPr>
+        <w:rPr>
+          <w:lang w:val="en-US"/>
+        </w:rPr>
+      </w:pPr>
+      <w:r>
+        <w:rPr>
+          <w:lang w:val="en-US"/>
+        </w:rPr>
+        <w:t xml:space="preserve">Most significant change for this version: New mode for computing how many holidays were available for the last year – relatively to the number of days worked. </w:t>
+      </w:r>
+    </w:p>
+    <w:p>
+      <w:pPr>
+        <w:rPr>
+          <w:lang w:val="en-US"/>
+        </w:rPr>
+      </w:pPr>
+      <w:r>
+        <w:rPr>
+          <w:lang w:val="en-US"/>
+        </w:rPr>
+        <w:t>There is a new radio button in the main dialog, with three options:</w:t>
+      </w:r>
+    </w:p>
+    <w:p>
+      <w:pPr>
+        <w:pStyle w:val="ListParagraph"/>
+        <w:numPr>
+          <w:ilvl w:val="0"/>
+          <w:numId w:val="6"/>
+        </w:numPr>
+        <w:rPr>
+          <w:lang w:val="en-US"/>
+        </w:rPr>
+      </w:pPr>
+      <w:r>
+        <w:rPr>
+          <w:lang w:val="en-US"/>
+        </w:rPr>
+        <w:t>Holidays Relative (the default)</w:t>
+      </w:r>
+    </w:p>
+    <w:p>
+      <w:pPr>
+        <w:pStyle w:val="ListParagraph"/>
+        <w:numPr>
+          <w:ilvl w:val="0"/>
+          <w:numId w:val="6"/>
+        </w:numPr>
+        <w:rPr>
+          <w:lang w:val="en-US"/>
+        </w:rPr>
+      </w:pPr>
+      <w:r>
+        <w:rPr>
+          <w:lang w:val="en-US"/>
+        </w:rPr>
+        <w:t>Holidays By Day (the previous mode that requires definition of holiday by state of origin)</w:t>
+      </w:r>
+    </w:p>
+    <w:p>
+      <w:pPr>
+        <w:pStyle w:val="ListParagraph"/>
+        <w:numPr>
+          <w:ilvl w:val="0"/>
+          <w:numId w:val="6"/>
+        </w:numPr>
+        <w:rPr>
+          <w:lang w:val="en-US"/>
+        </w:rPr>
+      </w:pPr>
+      <w:r>
+        <w:rPr>
+          <w:lang w:val="en-US"/>
+        </w:rPr>
+        <w:t>No Holidays</w:t>
+      </w:r>
+    </w:p>
+    <w:p>
+      <w:pPr>
+        <w:rPr>
+          <w:lang w:val="en-US"/>
+        </w:rPr>
+      </w:pPr>
+      <w:r>
+        <w:rPr>
+          <w:lang w:val="en-US"/>
+        </w:rPr>
+        <w:t>For backward compatibility – if a special set of holidays was selected in the save, holiday’s mode is automatically set to “By Day</w:t>
+      </w:r>
+      <w:proofErr w:type="gramStart"/>
+      <w:r>
+        <w:rPr>
+          <w:lang w:val="en-US"/>
+        </w:rPr>
+        <w:t>”.</w:t>
+      </w:r>
+      <w:proofErr w:type="gramEnd"/>
+    </w:p>
+    <w:p>
+      <w:pPr>
+        <w:rPr>
+          <w:lang w:val="en-US"/>
+        </w:rPr>
+      </w:pPr>
+      <w:r>
+        <w:rPr>
+          <w:lang w:val="en-US"/>
+        </w:rPr>
+        <w:t>With the “available holidays” computed relatively, the app now allows “number of holidays worked” to be higher than the “available</w:t>
+      </w:r>
+      <w:proofErr w:type="gramStart"/>
+      <w:r>
+        <w:rPr>
+          <w:lang w:val="en-US"/>
+        </w:rPr>
+        <w:t>”,</w:t>
+      </w:r>
+      <w:proofErr w:type="gramEnd"/>
+      <w:r>
+        <w:rPr>
+          <w:lang w:val="en-US"/>
+        </w:rPr>
+        <w:t xml:space="preserve"> as the availability computation might miss concentration of holidays at the year’s start.</w:t>
+      </w:r>
+    </w:p>
+    <w:p>
+      <w:pPr>
+        <w:pStyle w:val="Heading4"/>
+        <w:rPr>
+          <w:lang w:val="en-US"/>
+        </w:rPr>
+      </w:pPr>
+      <w:r>
+        <w:rPr>
+          <w:lang w:val="en-US"/>
+        </w:rPr>
+        <w:t>In work period dialog, select 5 or 6 working days instead of selecting specific days</w:t>
+      </w:r>
+    </w:p>
+    <w:p>
+      <w:pPr>
+        <w:rPr>
+          <w:lang w:val="en-US"/>
+        </w:rPr>
+      </w:pPr>
+      <w:r>
+        <w:rPr>
+          <w:lang w:val="en-US"/>
+        </w:rPr>
+        <w:t>This is designed to make the app a bit easier to use.</w:t>
+      </w:r>
+    </w:p>
+    <w:p>
+      <w:pPr>
+        <w:rPr>
+          <w:lang w:val="en-US"/>
+        </w:rPr>
+      </w:pPr>
+      <w:r>
+        <w:rPr>
+          <w:lang w:val="en-US"/>
+        </w:rPr>
+        <w:t>As the app currently is oriented only to care-givers, 6 days a week is the default.</w:t>
+      </w:r>
+    </w:p>
+    <w:p>
+      <w:pPr>
+        <w:rPr>
+          <w:lang w:val="en-US"/>
+        </w:rPr>
+      </w:pPr>
+      <w:r>
+        <w:rPr>
+          <w:lang w:val="en-US"/>
+        </w:rPr>
+        <w:t>Less than 5 days a week is currently not supported.</w:t>
+      </w:r>
+    </w:p>
+    <w:p>
+      <w:pPr>
+        <w:rPr>
+          <w:lang w:val="en-US"/>
+        </w:rPr>
+      </w:pPr>
+      <w:r>
+        <w:rPr>
+          <w:lang w:val="en-US"/>
+        </w:rPr>
+        <w:t>As the app uses specific week-days for computations, it is currently assumed that:</w:t>
+      </w:r>
+    </w:p>
+    <w:p>
+      <w:pPr>
+        <w:pStyle w:val="ListParagraph"/>
+        <w:numPr>
+          <w:ilvl w:val="0"/>
+          <w:numId w:val="7"/>
+        </w:numPr>
+        <w:rPr>
+          <w:lang w:val="en-US"/>
+        </w:rPr>
+      </w:pPr>
+      <w:r>
+        <w:rPr>
+          <w:lang w:val="en-US"/>
+        </w:rPr>
+        <w:t>5 days are Sunday – Thursday</w:t>
+      </w:r>
+    </w:p>
+    <w:p>
+      <w:pPr>
+        <w:pStyle w:val="ListParagraph"/>
+        <w:numPr>
+          <w:ilvl w:val="0"/>
+          <w:numId w:val="7"/>
+        </w:numPr>
+        <w:rPr>
+          <w:lang w:val="en-US"/>
+        </w:rPr>
+      </w:pPr>
+      <w:r>
+        <w:rPr>
+          <w:lang w:val="en-US"/>
+        </w:rPr>
+        <w:t>6 days are Sunday – Friday</w:t>
+      </w:r>
+    </w:p>
+    <w:p>
+      <w:pPr>
+        <w:rPr>
+          <w:lang w:val="en-US" w:bidi="ar-JO"/>
+        </w:rPr>
+      </w:pPr>
+      <w:r>
+        <w:rPr>
+          <w:lang w:val="en-US"/>
+        </w:rPr>
+        <w:t xml:space="preserve">The option to define specific week-days was </w:t>
+      </w:r>
+      <w:r>
+        <w:rPr>
+          <w:lang w:val="en-US" w:bidi="ar-JO"/>
+        </w:rPr>
+        <w:t xml:space="preserve">exiled to the “Holidays </w:t>
+      </w:r>
+      <w:proofErr w:type="gramStart"/>
+      <w:r>
+        <w:rPr>
+          <w:lang w:val="en-US" w:bidi="ar-JO"/>
+        </w:rPr>
+        <w:t>By</w:t>
+      </w:r>
+      <w:proofErr w:type="gramEnd"/>
+      <w:r>
+        <w:rPr>
+          <w:lang w:val="en-US" w:bidi="ar-JO"/>
+        </w:rPr>
+        <w:t xml:space="preserve"> Day” dialog (see next paragraph).</w:t>
+      </w:r>
+    </w:p>
+    <w:p>
+      <w:pPr>
+        <w:pStyle w:val="Heading4"/>
+        <w:rPr>
+          <w:lang w:val="en-US"/>
+        </w:rPr>
+      </w:pPr>
+      <w:r>
+        <w:rPr>
+          <w:lang w:val="en-US"/>
+        </w:rPr>
+        <w:t>New Dialog for selecting special holidays set and defining work-days</w:t>
+      </w:r>
+    </w:p>
+    <w:p>
+      <w:pPr>
+        <w:rPr>
+          <w:lang w:val="en-US"/>
+        </w:rPr>
+      </w:pPr>
+      <w:r>
+        <w:rPr>
+          <w:lang w:val="en-US"/>
+        </w:rPr>
+        <w:t xml:space="preserve">The dialog may be called from the main dialog in case that “Holiday </w:t>
+      </w:r>
+      <w:proofErr w:type="gramStart"/>
+      <w:r>
+        <w:rPr>
+          <w:lang w:val="en-US"/>
+        </w:rPr>
+        <w:t>By</w:t>
+      </w:r>
+      <w:proofErr w:type="gramEnd"/>
+      <w:r>
+        <w:rPr>
+          <w:lang w:val="en-US"/>
+        </w:rPr>
+        <w:t xml:space="preserve"> Day” is selected.</w:t>
+      </w:r>
+    </w:p>
+    <w:p>
+      <w:pPr>
+        <w:rPr>
+          <w:lang w:val="en-US"/>
+        </w:rPr>
+      </w:pPr>
+      <w:r>
+        <w:rPr>
+          <w:lang w:val="en-US"/>
+        </w:rPr>
+        <w:t>If the operator choose</w:t>
+      </w:r>
+      <w:r>
+        <w:rPr>
+          <w:lang w:val="en-US"/>
+        </w:rPr>
+        <w:t>s</w:t>
+      </w:r>
+      <w:r>
+        <w:rPr>
+          <w:lang w:val="en-US"/>
+        </w:rPr>
+        <w:t xml:space="preserve"> specific days in this dialog – </w:t>
+      </w:r>
+      <w:r>
+        <w:rPr>
+          <w:lang w:val="en-US"/>
+        </w:rPr>
+        <w:t>5 or 6</w:t>
+      </w:r>
+      <w:r>
+        <w:rPr>
+          <w:lang w:val="en-US"/>
+        </w:rPr>
+        <w:t xml:space="preserve"> of them – they are used for some computations, </w:t>
+      </w:r>
+      <w:r>
+        <w:rPr>
+          <w:lang w:val="en-US"/>
+        </w:rPr>
+        <w:t>which</w:t>
+      </w:r>
+      <w:r>
+        <w:rPr>
+          <w:lang w:val="en-US"/>
+        </w:rPr>
+        <w:t xml:space="preserve"> might become more exact.</w:t>
+      </w:r>
+    </w:p>
+    <w:p>
+      <w:pPr>
         <w:rPr>
           <w:lang w:val="en-US"/>
         </w:rPr>
@@ -1037,6 +1506,7 @@
       </w:pPr>
     </w:p>
     <w:sectPr>
+      <w:footerReference w:type="default" r:id="rId7"/>
       <w:pgSz w:w="11906" w:h="16838"/>
       <w:pgMar w:top="1440" w:right="1440" w:bottom="1440" w:left="1440" w:header="708" w:footer="708" w:gutter="0"/>
       <w:cols w:space="708"/>
@@ -1046,9 +1516,198 @@
 </w:document>
 </file>
 
+<file path=word/endnotes.xml><?xml version="1.0" encoding="utf-8"?>
+<w:endnotes xmlns:wpc="http://schemas.microsoft.com/office/word/2010/wordprocessingCanvas" xmlns:cx="http://schemas.microsoft.com/office/drawing/2014/chartex" xmlns:cx1="http://schemas.microsoft.com/office/drawing/2015/9/8/chartex" xmlns:cx2="http://schemas.microsoft.com/office/drawing/2015/10/21/chartex" xmlns:cx3="http://schemas.microsoft.com/office/drawing/2016/5/9/chartex" xmlns:cx4="http://schemas.microsoft.com/office/drawing/2016/5/10/chartex" xmlns:cx5="http://schemas.microsoft.com/office/drawing/2016/5/11/chartex" xmlns:cx6="http://schemas.microsoft.com/office/drawing/2016/5/12/chartex" xmlns:cx7="http://schemas.microsoft.com/office/drawing/2016/5/13/chartex" xmlns:cx8="http://schemas.microsoft.com/office/drawing/2016/5/14/chartex" xmlns:mc="http://schemas.openxmlformats.org/markup-compatibility/2006" xmlns:aink="http://schemas.microsoft.com/office/drawing/2016/ink" xmlns:am3d="http://schemas.microsoft.com/office/drawing/2017/model3d" xmlns:o="urn:schemas-microsoft-com:office:office" xmlns:oel="http://schemas.microsoft.com/office/2019/extlst" xmlns:r="http://schemas.openxmlformats.org/officeDocument/2006/relationships" xmlns:m="http://schemas.openxmlformats.org/officeDocument/2006/math" xmlns:v="urn:schemas-microsoft-com:vml" xmlns:wp14="http://schemas.microsoft.com/office/word/2010/wordprocessingDrawing" xmlns:wp="http://schemas.openxmlformats.org/drawingml/2006/wordprocessingDrawing" xmlns:w10="urn:schemas-microsoft-com:office:word" xmlns:w="http://schemas.openxmlformats.org/wordprocessingml/2006/main" xmlns:w14="http://schemas.microsoft.com/office/word/2010/wordml" xmlns:w15="http://schemas.microsoft.com/office/word/2012/wordml" xmlns:w16cex="http://schemas.microsoft.com/office/word/2018/wordml/cex" xmlns:w16cid="http://schemas.microsoft.com/office/word/2016/wordml/cid" xmlns:w16="http://schemas.microsoft.com/office/word/2018/wordml" xmlns:w16du="http://schemas.microsoft.com/office/word/2023/wordml/word16du" xmlns:w16sdtdh="http://schemas.microsoft.com/office/word/2020/wordml/sdtdatahash" xmlns:w16sdtfl="http://schemas.microsoft.com/office/word/2024/wordml/sdtformatlock" xmlns:w16se="http://schemas.microsoft.com/office/word/2015/wordml/symex" xmlns:wpg="http://schemas.microsoft.com/office/word/2010/wordprocessingGroup" xmlns:wpi="http://schemas.microsoft.com/office/word/2010/wordprocessingInk" xmlns:wne="http://schemas.microsoft.com/office/word/2006/wordml" xmlns:wps="http://schemas.microsoft.com/office/word/2010/wordprocessingShape" mc:Ignorable="w14 w15 w16se w16cid w16 w16cex w16sdtdh w16sdtfl w16du wp14">
+  <w:endnote w:type="separator" w:id="-1">
+    <w:p>
+      <w:pPr>
+        <w:spacing w:after="0"/>
+      </w:pPr>
+      <w:r>
+        <w:separator/>
+      </w:r>
+    </w:p>
+  </w:endnote>
+  <w:endnote w:type="continuationSeparator" w:id="0">
+    <w:p>
+      <w:pPr>
+        <w:spacing w:after="0"/>
+      </w:pPr>
+      <w:r>
+        <w:continuationSeparator/>
+      </w:r>
+    </w:p>
+  </w:endnote>
+</w:endnotes>
+</file>
+
+<file path=word/footer1.xml><?xml version="1.0" encoding="utf-8"?>
+<w:ftr xmlns:wpc="http://schemas.microsoft.com/office/word/2010/wordprocessingCanvas" xmlns:cx="http://schemas.microsoft.com/office/drawing/2014/chartex" xmlns:cx1="http://schemas.microsoft.com/office/drawing/2015/9/8/chartex" xmlns:cx2="http://schemas.microsoft.com/office/drawing/2015/10/21/chartex" xmlns:cx3="http://schemas.microsoft.com/office/drawing/2016/5/9/chartex" xmlns:cx4="http://schemas.microsoft.com/office/drawing/2016/5/10/chartex" xmlns:cx5="http://schemas.microsoft.com/office/drawing/2016/5/11/chartex" xmlns:cx6="http://schemas.microsoft.com/office/drawing/2016/5/12/chartex" xmlns:cx7="http://schemas.microsoft.com/office/drawing/2016/5/13/chartex" xmlns:cx8="http://schemas.microsoft.com/office/drawing/2016/5/14/chartex" xmlns:mc="http://schemas.openxmlformats.org/markup-compatibility/2006" xmlns:aink="http://schemas.microsoft.com/office/drawing/2016/ink" xmlns:am3d="http://schemas.microsoft.com/office/drawing/2017/model3d" xmlns:o="urn:schemas-microsoft-com:office:office" xmlns:oel="http://schemas.microsoft.com/office/2019/extlst" xmlns:r="http://schemas.openxmlformats.org/officeDocument/2006/relationships" xmlns:m="http://schemas.openxmlformats.org/officeDocument/2006/math" xmlns:v="urn:schemas-microsoft-com:vml" xmlns:wp14="http://schemas.microsoft.com/office/word/2010/wordprocessingDrawing" xmlns:wp="http://schemas.openxmlformats.org/drawingml/2006/wordprocessingDrawing" xmlns:w10="urn:schemas-microsoft-com:office:word" xmlns:w="http://schemas.openxmlformats.org/wordprocessingml/2006/main" xmlns:w14="http://schemas.microsoft.com/office/word/2010/wordml" xmlns:w15="http://schemas.microsoft.com/office/word/2012/wordml" xmlns:w16cex="http://schemas.microsoft.com/office/word/2018/wordml/cex" xmlns:w16cid="http://schemas.microsoft.com/office/word/2016/wordml/cid" xmlns:w16="http://schemas.microsoft.com/office/word/2018/wordml" xmlns:w16du="http://schemas.microsoft.com/office/word/2023/wordml/word16du" xmlns:w16sdtdh="http://schemas.microsoft.com/office/word/2020/wordml/sdtdatahash" xmlns:w16sdtfl="http://schemas.microsoft.com/office/word/2024/wordml/sdtformatlock" xmlns:w16se="http://schemas.microsoft.com/office/word/2015/wordml/symex" xmlns:wpg="http://schemas.microsoft.com/office/word/2010/wordprocessingGroup" xmlns:wpi="http://schemas.microsoft.com/office/word/2010/wordprocessingInk" xmlns:wne="http://schemas.microsoft.com/office/word/2006/wordml" xmlns:wps="http://schemas.microsoft.com/office/word/2010/wordprocessingShape" mc:Ignorable="w14 w15 w16se w16cid w16 w16cex w16sdtdh w16sdtfl w16du wp14">
+  <w:sdt>
+    <w:sdtPr>
+      <w:id w:val="-1340159964"/>
+      <w:docPartObj>
+        <w:docPartGallery w:val="Page Numbers (Bottom of Page)"/>
+        <w:docPartUnique/>
+      </w:docPartObj>
+    </w:sdtPr>
+    <w:sdtEndPr>
+      <w:rPr>
+        <w:noProof/>
+      </w:rPr>
+    </w:sdtEndPr>
+    <w:sdtContent>
+      <w:p>
+        <w:pPr>
+          <w:pStyle w:val="Footer"/>
+          <w:jc w:val="center"/>
+        </w:pPr>
+        <w:r>
+          <w:fldChar w:fldCharType="begin"/>
+        </w:r>
+        <w:r>
+          <w:instrText xml:space="preserve"> PAGE   \* MERGEFORMAT </w:instrText>
+        </w:r>
+        <w:r>
+          <w:fldChar w:fldCharType="separate"/>
+        </w:r>
+        <w:r>
+          <w:rPr>
+            <w:noProof/>
+          </w:rPr>
+          <w:t>2</w:t>
+        </w:r>
+        <w:r>
+          <w:rPr>
+            <w:noProof/>
+          </w:rPr>
+          <w:fldChar w:fldCharType="end"/>
+        </w:r>
+      </w:p>
+    </w:sdtContent>
+  </w:sdt>
+  <w:p>
+    <w:pPr>
+      <w:pStyle w:val="Footer"/>
+    </w:pPr>
+  </w:p>
+</w:ftr>
+</file>
+
+<file path=word/footnotes.xml><?xml version="1.0" encoding="utf-8"?>
+<w:footnotes xmlns:wpc="http://schemas.microsoft.com/office/word/2010/wordprocessingCanvas" xmlns:cx="http://schemas.microsoft.com/office/drawing/2014/chartex" xmlns:cx1="http://schemas.microsoft.com/office/drawing/2015/9/8/chartex" xmlns:cx2="http://schemas.microsoft.com/office/drawing/2015/10/21/chartex" xmlns:cx3="http://schemas.microsoft.com/office/drawing/2016/5/9/chartex" xmlns:cx4="http://schemas.microsoft.com/office/drawing/2016/5/10/chartex" xmlns:cx5="http://schemas.microsoft.com/office/drawing/2016/5/11/chartex" xmlns:cx6="http://schemas.microsoft.com/office/drawing/2016/5/12/chartex" xmlns:cx7="http://schemas.microsoft.com/office/drawing/2016/5/13/chartex" xmlns:cx8="http://schemas.microsoft.com/office/drawing/2016/5/14/chartex" xmlns:mc="http://schemas.openxmlformats.org/markup-compatibility/2006" xmlns:aink="http://schemas.microsoft.com/office/drawing/2016/ink" xmlns:am3d="http://schemas.microsoft.com/office/drawing/2017/model3d" xmlns:o="urn:schemas-microsoft-com:office:office" xmlns:oel="http://schemas.microsoft.com/office/2019/extlst" xmlns:r="http://schemas.openxmlformats.org/officeDocument/2006/relationships" xmlns:m="http://schemas.openxmlformats.org/officeDocument/2006/math" xmlns:v="urn:schemas-microsoft-com:vml" xmlns:wp14="http://schemas.microsoft.com/office/word/2010/wordprocessingDrawing" xmlns:wp="http://schemas.openxmlformats.org/drawingml/2006/wordprocessingDrawing" xmlns:w10="urn:schemas-microsoft-com:office:word" xmlns:w="http://schemas.openxmlformats.org/wordprocessingml/2006/main" xmlns:w14="http://schemas.microsoft.com/office/word/2010/wordml" xmlns:w15="http://schemas.microsoft.com/office/word/2012/wordml" xmlns:w16cex="http://schemas.microsoft.com/office/word/2018/wordml/cex" xmlns:w16cid="http://schemas.microsoft.com/office/word/2016/wordml/cid" xmlns:w16="http://schemas.microsoft.com/office/word/2018/wordml" xmlns:w16du="http://schemas.microsoft.com/office/word/2023/wordml/word16du" xmlns:w16sdtdh="http://schemas.microsoft.com/office/word/2020/wordml/sdtdatahash" xmlns:w16sdtfl="http://schemas.microsoft.com/office/word/2024/wordml/sdtformatlock" xmlns:w16se="http://schemas.microsoft.com/office/word/2015/wordml/symex" xmlns:wpg="http://schemas.microsoft.com/office/word/2010/wordprocessingGroup" xmlns:wpi="http://schemas.microsoft.com/office/word/2010/wordprocessingInk" xmlns:wne="http://schemas.microsoft.com/office/word/2006/wordml" xmlns:wps="http://schemas.microsoft.com/office/word/2010/wordprocessingShape" mc:Ignorable="w14 w15 w16se w16cid w16 w16cex w16sdtdh w16sdtfl w16du wp14">
+  <w:footnote w:type="separator" w:id="-1">
+    <w:p>
+      <w:pPr>
+        <w:spacing w:after="0"/>
+      </w:pPr>
+      <w:r>
+        <w:separator/>
+      </w:r>
+    </w:p>
+  </w:footnote>
+  <w:footnote w:type="continuationSeparator" w:id="0">
+    <w:p>
+      <w:pPr>
+        <w:spacing w:after="0"/>
+      </w:pPr>
+      <w:r>
+        <w:continuationSeparator/>
+      </w:r>
+    </w:p>
+  </w:footnote>
+</w:footnotes>
+</file>
+
 <file path=word/numbering.xml><?xml version="1.0" encoding="utf-8"?>
-<w:numbering xmlns:wpc="http://schemas.microsoft.com/office/word/2010/wordprocessingCanvas" xmlns:cx="http://schemas.microsoft.com/office/drawing/2014/chartex" xmlns:cx1="http://schemas.microsoft.com/office/drawing/2015/9/8/chartex" xmlns:cx2="http://schemas.microsoft.com/office/drawing/2015/10/21/chartex" xmlns:cx3="http://schemas.microsoft.com/office/drawing/2016/5/9/chartex" xmlns:cx4="http://schemas.microsoft.com/office/drawing/2016/5/10/chartex" xmlns:cx5="http://schemas.microsoft.com/office/drawing/2016/5/11/chartex" xmlns:cx6="http://schemas.microsoft.com/office/drawing/2016/5/12/chartex" xmlns:cx7="http://schemas.microsoft.com/office/drawing/2016/5/13/chartex" xmlns:cx8="http://schemas.microsoft.com/office/drawing/2016/5/14/chartex" xmlns:mc="http://schemas.openxmlformats.org/markup-compatibility/2006" xmlns:aink="http://schemas.microsoft.com/office/drawing/2016/ink" xmlns:am3d="http://schemas.microsoft.com/office/drawing/2017/model3d" xmlns:o="urn:schemas-microsoft-com:office:office" xmlns:oel="http://schemas.microsoft.com/office/2019/extlst" xmlns:r="http://schemas.openxmlformats.org/officeDocument/2006/relationships" xmlns:m="http://schemas.openxmlformats.org/officeDocument/2006/math" xmlns:v="urn:schemas-microsoft-com:vml" xmlns:wp14="http://schemas.microsoft.com/office/word/2010/wordprocessingDrawing" xmlns:wp="http://schemas.openxmlformats.org/drawingml/2006/wordprocessingDrawing" xmlns:w10="urn:schemas-microsoft-com:office:word" xmlns:w="http://schemas.openxmlformats.org/wordprocessingml/2006/main" xmlns:w14="http://schemas.microsoft.com/office/word/2010/wordml" xmlns:w15="http://schemas.microsoft.com/office/word/2012/wordml" xmlns:w16cex="http://schemas.microsoft.com/office/word/2018/wordml/cex" xmlns:w16cid="http://schemas.microsoft.com/office/word/2016/wordml/cid" xmlns:w16="http://schemas.microsoft.com/office/word/2018/wordml" xmlns:w16sdtdh="http://schemas.microsoft.com/office/word/2020/wordml/sdtdatahash" xmlns:w16se="http://schemas.microsoft.com/office/word/2015/wordml/symex" xmlns:wpg="http://schemas.microsoft.com/office/word/2010/wordprocessingGroup" xmlns:wpi="http://schemas.microsoft.com/office/word/2010/wordprocessingInk" xmlns:wne="http://schemas.microsoft.com/office/word/2006/wordml" xmlns:wps="http://schemas.microsoft.com/office/word/2010/wordprocessingShape" mc:Ignorable="w14 w15 w16se w16cid w16 w16cex w16sdtdh wp14">
+<w:numbering xmlns:wpc="http://schemas.microsoft.com/office/word/2010/wordprocessingCanvas" xmlns:cx="http://schemas.microsoft.com/office/drawing/2014/chartex" xmlns:cx1="http://schemas.microsoft.com/office/drawing/2015/9/8/chartex" xmlns:cx2="http://schemas.microsoft.com/office/drawing/2015/10/21/chartex" xmlns:cx3="http://schemas.microsoft.com/office/drawing/2016/5/9/chartex" xmlns:cx4="http://schemas.microsoft.com/office/drawing/2016/5/10/chartex" xmlns:cx5="http://schemas.microsoft.com/office/drawing/2016/5/11/chartex" xmlns:cx6="http://schemas.microsoft.com/office/drawing/2016/5/12/chartex" xmlns:cx7="http://schemas.microsoft.com/office/drawing/2016/5/13/chartex" xmlns:cx8="http://schemas.microsoft.com/office/drawing/2016/5/14/chartex" xmlns:mc="http://schemas.openxmlformats.org/markup-compatibility/2006" xmlns:aink="http://schemas.microsoft.com/office/drawing/2016/ink" xmlns:am3d="http://schemas.microsoft.com/office/drawing/2017/model3d" xmlns:o="urn:schemas-microsoft-com:office:office" xmlns:oel="http://schemas.microsoft.com/office/2019/extlst" xmlns:r="http://schemas.openxmlformats.org/officeDocument/2006/relationships" xmlns:m="http://schemas.openxmlformats.org/officeDocument/2006/math" xmlns:v="urn:schemas-microsoft-com:vml" xmlns:wp14="http://schemas.microsoft.com/office/word/2010/wordprocessingDrawing" xmlns:wp="http://schemas.openxmlformats.org/drawingml/2006/wordprocessingDrawing" xmlns:w10="urn:schemas-microsoft-com:office:word" xmlns:w="http://schemas.openxmlformats.org/wordprocessingml/2006/main" xmlns:w14="http://schemas.microsoft.com/office/word/2010/wordml" xmlns:w15="http://schemas.microsoft.com/office/word/2012/wordml" xmlns:w16cex="http://schemas.microsoft.com/office/word/2018/wordml/cex" xmlns:w16cid="http://schemas.microsoft.com/office/word/2016/wordml/cid" xmlns:w16="http://schemas.microsoft.com/office/word/2018/wordml" xmlns:w16du="http://schemas.microsoft.com/office/word/2023/wordml/word16du" xmlns:w16sdtdh="http://schemas.microsoft.com/office/word/2020/wordml/sdtdatahash" xmlns:w16sdtfl="http://schemas.microsoft.com/office/word/2024/wordml/sdtformatlock" xmlns:w16se="http://schemas.microsoft.com/office/word/2015/wordml/symex" xmlns:wpg="http://schemas.microsoft.com/office/word/2010/wordprocessingGroup" xmlns:wpi="http://schemas.microsoft.com/office/word/2010/wordprocessingInk" xmlns:wne="http://schemas.microsoft.com/office/word/2006/wordml" xmlns:wps="http://schemas.microsoft.com/office/word/2010/wordprocessingShape" mc:Ignorable="w14 w15 w16se w16cid w16 w16cex w16sdtdh w16sdtfl w16du wp14">
   <w:abstractNum w:abstractNumId="0" w15:restartNumberingAfterBreak="0">
+    <w:nsid w:val="21DC32FA"/>
+    <w:multiLevelType w:val="hybridMultilevel"/>
+    <w:tmpl w:val="A96E6B86"/>
+    <w:lvl w:ilvl="0" w:tplc="2000000F">
+      <w:start w:val="1"/>
+      <w:numFmt w:val="decimal"/>
+      <w:lvlText w:val="%1."/>
+      <w:lvlJc w:val="left"/>
+      <w:pPr>
+        <w:ind w:left="720" w:hanging="360"/>
+      </w:pPr>
+    </w:lvl>
+    <w:lvl w:ilvl="1" w:tplc="20000019" w:tentative="1">
+      <w:start w:val="1"/>
+      <w:numFmt w:val="lowerLetter"/>
+      <w:lvlText w:val="%2."/>
+      <w:lvlJc w:val="left"/>
+      <w:pPr>
+        <w:ind w:left="1440" w:hanging="360"/>
+      </w:pPr>
+    </w:lvl>
+    <w:lvl w:ilvl="2" w:tplc="2000001B" w:tentative="1">
+      <w:start w:val="1"/>
+      <w:numFmt w:val="lowerRoman"/>
+      <w:lvlText w:val="%3."/>
+      <w:lvlJc w:val="right"/>
+      <w:pPr>
+        <w:ind w:left="2160" w:hanging="180"/>
+      </w:pPr>
+    </w:lvl>
+    <w:lvl w:ilvl="3" w:tplc="2000000F" w:tentative="1">
+      <w:start w:val="1"/>
+      <w:numFmt w:val="decimal"/>
+      <w:lvlText w:val="%4."/>
+      <w:lvlJc w:val="left"/>
+      <w:pPr>
+        <w:ind w:left="2880" w:hanging="360"/>
+      </w:pPr>
+    </w:lvl>
+    <w:lvl w:ilvl="4" w:tplc="20000019" w:tentative="1">
+      <w:start w:val="1"/>
+      <w:numFmt w:val="lowerLetter"/>
+      <w:lvlText w:val="%5."/>
+      <w:lvlJc w:val="left"/>
+      <w:pPr>
+        <w:ind w:left="3600" w:hanging="360"/>
+      </w:pPr>
+    </w:lvl>
+    <w:lvl w:ilvl="5" w:tplc="2000001B" w:tentative="1">
+      <w:start w:val="1"/>
+      <w:numFmt w:val="lowerRoman"/>
+      <w:lvlText w:val="%6."/>
+      <w:lvlJc w:val="right"/>
+      <w:pPr>
+        <w:ind w:left="4320" w:hanging="180"/>
+      </w:pPr>
+    </w:lvl>
+    <w:lvl w:ilvl="6" w:tplc="2000000F" w:tentative="1">
+      <w:start w:val="1"/>
+      <w:numFmt w:val="decimal"/>
+      <w:lvlText w:val="%7."/>
+      <w:lvlJc w:val="left"/>
+      <w:pPr>
+        <w:ind w:left="5040" w:hanging="360"/>
+      </w:pPr>
+    </w:lvl>
+    <w:lvl w:ilvl="7" w:tplc="20000019" w:tentative="1">
+      <w:start w:val="1"/>
+      <w:numFmt w:val="lowerLetter"/>
+      <w:lvlText w:val="%8."/>
+      <w:lvlJc w:val="left"/>
+      <w:pPr>
+        <w:ind w:left="5760" w:hanging="360"/>
+      </w:pPr>
+    </w:lvl>
+    <w:lvl w:ilvl="8" w:tplc="2000001B" w:tentative="1">
+      <w:start w:val="1"/>
+      <w:numFmt w:val="lowerRoman"/>
+      <w:lvlText w:val="%9."/>
+      <w:lvlJc w:val="right"/>
+      <w:pPr>
+        <w:ind w:left="6480" w:hanging="180"/>
+      </w:pPr>
+    </w:lvl>
+  </w:abstractNum>
+  <w:abstractNum w:abstractNumId="1" w15:restartNumberingAfterBreak="0">
     <w:nsid w:val="28557807"/>
     <w:multiLevelType w:val="hybridMultilevel"/>
     <w:tmpl w:val="C000705C"/>
@@ -1137,7 +1796,93 @@
       </w:pPr>
     </w:lvl>
   </w:abstractNum>
-  <w:abstractNum w:abstractNumId="1" w15:restartNumberingAfterBreak="0">
+  <w:abstractNum w:abstractNumId="2" w15:restartNumberingAfterBreak="0">
+    <w:nsid w:val="3B6F50C4"/>
+    <w:multiLevelType w:val="hybridMultilevel"/>
+    <w:tmpl w:val="5F70B5F0"/>
+    <w:lvl w:ilvl="0" w:tplc="2000000F">
+      <w:start w:val="1"/>
+      <w:numFmt w:val="decimal"/>
+      <w:lvlText w:val="%1."/>
+      <w:lvlJc w:val="left"/>
+      <w:pPr>
+        <w:ind w:left="720" w:hanging="360"/>
+      </w:pPr>
+    </w:lvl>
+    <w:lvl w:ilvl="1" w:tplc="20000019" w:tentative="1">
+      <w:start w:val="1"/>
+      <w:numFmt w:val="lowerLetter"/>
+      <w:lvlText w:val="%2."/>
+      <w:lvlJc w:val="left"/>
+      <w:pPr>
+        <w:ind w:left="1440" w:hanging="360"/>
+      </w:pPr>
+    </w:lvl>
+    <w:lvl w:ilvl="2" w:tplc="2000001B" w:tentative="1">
+      <w:start w:val="1"/>
+      <w:numFmt w:val="lowerRoman"/>
+      <w:lvlText w:val="%3."/>
+      <w:lvlJc w:val="right"/>
+      <w:pPr>
+        <w:ind w:left="2160" w:hanging="180"/>
+      </w:pPr>
+    </w:lvl>
+    <w:lvl w:ilvl="3" w:tplc="2000000F" w:tentative="1">
+      <w:start w:val="1"/>
+      <w:numFmt w:val="decimal"/>
+      <w:lvlText w:val="%4."/>
+      <w:lvlJc w:val="left"/>
+      <w:pPr>
+        <w:ind w:left="2880" w:hanging="360"/>
+      </w:pPr>
+    </w:lvl>
+    <w:lvl w:ilvl="4" w:tplc="20000019" w:tentative="1">
+      <w:start w:val="1"/>
+      <w:numFmt w:val="lowerLetter"/>
+      <w:lvlText w:val="%5."/>
+      <w:lvlJc w:val="left"/>
+      <w:pPr>
+        <w:ind w:left="3600" w:hanging="360"/>
+      </w:pPr>
+    </w:lvl>
+    <w:lvl w:ilvl="5" w:tplc="2000001B" w:tentative="1">
+      <w:start w:val="1"/>
+      <w:numFmt w:val="lowerRoman"/>
+      <w:lvlText w:val="%6."/>
+      <w:lvlJc w:val="right"/>
+      <w:pPr>
+        <w:ind w:left="4320" w:hanging="180"/>
+      </w:pPr>
+    </w:lvl>
+    <w:lvl w:ilvl="6" w:tplc="2000000F" w:tentative="1">
+      <w:start w:val="1"/>
+      <w:numFmt w:val="decimal"/>
+      <w:lvlText w:val="%7."/>
+      <w:lvlJc w:val="left"/>
+      <w:pPr>
+        <w:ind w:left="5040" w:hanging="360"/>
+      </w:pPr>
+    </w:lvl>
+    <w:lvl w:ilvl="7" w:tplc="20000019" w:tentative="1">
+      <w:start w:val="1"/>
+      <w:numFmt w:val="lowerLetter"/>
+      <w:lvlText w:val="%8."/>
+      <w:lvlJc w:val="left"/>
+      <w:pPr>
+        <w:ind w:left="5760" w:hanging="360"/>
+      </w:pPr>
+    </w:lvl>
+    <w:lvl w:ilvl="8" w:tplc="2000001B" w:tentative="1">
+      <w:start w:val="1"/>
+      <w:numFmt w:val="lowerRoman"/>
+      <w:lvlText w:val="%9."/>
+      <w:lvlJc w:val="right"/>
+      <w:pPr>
+        <w:ind w:left="6480" w:hanging="180"/>
+      </w:pPr>
+    </w:lvl>
+  </w:abstractNum>
+  <w:abstractNum w:abstractNumId="3" w15:restartNumberingAfterBreak="0">
     <w:nsid w:val="3EC42BAC"/>
     <w:multiLevelType w:val="hybridMultilevel"/>
     <w:tmpl w:val="6046F5F8"/>
@@ -1223,7 +1968,7 @@
       </w:pPr>
     </w:lvl>
   </w:abstractNum>
-  <w:abstractNum w:abstractNumId="2" w15:restartNumberingAfterBreak="0">
+  <w:abstractNum w:abstractNumId="4" w15:restartNumberingAfterBreak="0">
     <w:nsid w:val="5DFD099A"/>
     <w:multiLevelType w:val="hybridMultilevel"/>
     <w:tmpl w:val="3A8A3A42"/>
@@ -1312,7 +2057,7 @@
       </w:pPr>
     </w:lvl>
   </w:abstractNum>
-  <w:abstractNum w:abstractNumId="3" w15:restartNumberingAfterBreak="0">
+  <w:abstractNum w:abstractNumId="5" w15:restartNumberingAfterBreak="0">
     <w:nsid w:val="788C715C"/>
     <w:multiLevelType w:val="hybridMultilevel"/>
     <w:tmpl w:val="6674F2B0"/>
@@ -1401,7 +2146,7 @@
       </w:pPr>
     </w:lvl>
   </w:abstractNum>
-  <w:abstractNum w:abstractNumId="4" w15:restartNumberingAfterBreak="0">
+  <w:abstractNum w:abstractNumId="6" w15:restartNumberingAfterBreak="0">
     <w:nsid w:val="7C0F0CCF"/>
     <w:multiLevelType w:val="hybridMultilevel"/>
     <w:tmpl w:val="56E60F16"/>
@@ -1491,25 +2236,31 @@
     </w:lvl>
   </w:abstractNum>
   <w:num w:numId="1" w16cid:durableId="56783546">
-    <w:abstractNumId w:val="2"/>
+    <w:abstractNumId w:val="4"/>
   </w:num>
   <w:num w:numId="2" w16cid:durableId="1757510785">
+    <w:abstractNumId w:val="5"/>
+  </w:num>
+  <w:num w:numId="3" w16cid:durableId="1849829332">
+    <w:abstractNumId w:val="6"/>
+  </w:num>
+  <w:num w:numId="4" w16cid:durableId="718433229">
+    <w:abstractNumId w:val="1"/>
+  </w:num>
+  <w:num w:numId="5" w16cid:durableId="974212946">
     <w:abstractNumId w:val="3"/>
   </w:num>
-  <w:num w:numId="3" w16cid:durableId="1849829332">
-    <w:abstractNumId w:val="4"/>
-  </w:num>
-  <w:num w:numId="4" w16cid:durableId="718433229">
+  <w:num w:numId="6" w16cid:durableId="492835477">
     <w:abstractNumId w:val="0"/>
   </w:num>
-  <w:num w:numId="5" w16cid:durableId="974212946">
-    <w:abstractNumId w:val="1"/>
+  <w:num w:numId="7" w16cid:durableId="2004698581">
+    <w:abstractNumId w:val="2"/>
   </w:num>
 </w:numbering>
 </file>
 
 <file path=word/styles.xml><?xml version="1.0" encoding="utf-8"?>
-<w:styles xmlns:mc="http://schemas.openxmlformats.org/markup-compatibility/2006" xmlns:r="http://schemas.openxmlformats.org/officeDocument/2006/relationships" xmlns:w="http://schemas.openxmlformats.org/wordprocessingml/2006/main" xmlns:w14="http://schemas.microsoft.com/office/word/2010/wordml" xmlns:w15="http://schemas.microsoft.com/office/word/2012/wordml" xmlns:w16cex="http://schemas.microsoft.com/office/word/2018/wordml/cex" xmlns:w16cid="http://schemas.microsoft.com/office/word/2016/wordml/cid" xmlns:w16="http://schemas.microsoft.com/office/word/2018/wordml" xmlns:w16sdtdh="http://schemas.microsoft.com/office/word/2020/wordml/sdtdatahash" xmlns:w16se="http://schemas.microsoft.com/office/word/2015/wordml/symex" mc:Ignorable="w14 w15 w16se w16cid w16 w16cex w16sdtdh">
+<w:styles xmlns:mc="http://schemas.openxmlformats.org/markup-compatibility/2006" xmlns:r="http://schemas.openxmlformats.org/officeDocument/2006/relationships" xmlns:w="http://schemas.openxmlformats.org/wordprocessingml/2006/main" xmlns:w14="http://schemas.microsoft.com/office/word/2010/wordml" xmlns:w15="http://schemas.microsoft.com/office/word/2012/wordml" xmlns:w16cex="http://schemas.microsoft.com/office/word/2018/wordml/cex" xmlns:w16cid="http://schemas.microsoft.com/office/word/2016/wordml/cid" xmlns:w16="http://schemas.microsoft.com/office/word/2018/wordml" xmlns:w16du="http://schemas.microsoft.com/office/word/2023/wordml/word16du" xmlns:w16sdtdh="http://schemas.microsoft.com/office/word/2020/wordml/sdtdatahash" xmlns:w16sdtfl="http://schemas.microsoft.com/office/word/2024/wordml/sdtformatlock" xmlns:w16se="http://schemas.microsoft.com/office/word/2015/wordml/symex" mc:Ignorable="w14 w15 w16se w16cid w16 w16cex w16sdtdh w16sdtfl w16du">
   <w:docDefaults>
     <w:rPrDefault>
       <w:rPr>
@@ -1906,6 +2657,10 @@
   <w:style w:type="paragraph" w:default="1" w:styleId="Normal">
     <w:name w:val="Normal"/>
     <w:qFormat/>
+    <w:rsid w:val="000B3A44"/>
+    <w:pPr>
+      <w:spacing w:after="60" w:line="240" w:lineRule="auto"/>
+    </w:pPr>
   </w:style>
   <w:style w:type="paragraph" w:styleId="Heading1">
     <w:name w:val="heading 1"/>
@@ -1948,6 +2703,50 @@
       <w:color w:val="2F5496" w:themeColor="accent1" w:themeShade="BF"/>
       <w:sz w:val="26"/>
       <w:szCs w:val="26"/>
+    </w:rPr>
+  </w:style>
+  <w:style w:type="paragraph" w:styleId="Heading3">
+    <w:name w:val="heading 3"/>
+    <w:basedOn w:val="Normal"/>
+    <w:next w:val="Normal"/>
+    <w:link w:val="Heading3Char"/>
+    <w:uiPriority w:val="9"/>
+    <w:unhideWhenUsed/>
+    <w:qFormat/>
+    <w:rsid w:val="005D62A4"/>
+    <w:pPr>
+      <w:keepNext/>
+      <w:keepLines/>
+      <w:spacing w:before="40" w:after="0"/>
+      <w:outlineLvl w:val="2"/>
+    </w:pPr>
+    <w:rPr>
+      <w:rFonts w:asciiTheme="majorHAnsi" w:eastAsiaTheme="majorEastAsia" w:hAnsiTheme="majorHAnsi" w:cstheme="majorBidi"/>
+      <w:color w:val="1F3763" w:themeColor="accent1" w:themeShade="7F"/>
+      <w:sz w:val="24"/>
+      <w:szCs w:val="24"/>
+    </w:rPr>
+  </w:style>
+  <w:style w:type="paragraph" w:styleId="Heading4">
+    <w:name w:val="heading 4"/>
+    <w:basedOn w:val="Normal"/>
+    <w:next w:val="Normal"/>
+    <w:link w:val="Heading4Char"/>
+    <w:uiPriority w:val="9"/>
+    <w:unhideWhenUsed/>
+    <w:qFormat/>
+    <w:rsid w:val="005D62A4"/>
+    <w:pPr>
+      <w:keepNext/>
+      <w:keepLines/>
+      <w:spacing w:before="40" w:after="0"/>
+      <w:outlineLvl w:val="3"/>
+    </w:pPr>
+    <w:rPr>
+      <w:rFonts w:asciiTheme="majorHAnsi" w:eastAsiaTheme="majorEastAsia" w:hAnsiTheme="majorHAnsi" w:cstheme="majorBidi"/>
+      <w:i/>
+      <w:iCs/>
+      <w:color w:val="2F5496" w:themeColor="accent1" w:themeShade="BF"/>
     </w:rPr>
   </w:style>
   <w:style w:type="character" w:default="1" w:styleId="DefaultParagraphFont">
@@ -2013,6 +2812,76 @@
       <w:ind w:left="720"/>
       <w:contextualSpacing/>
     </w:pPr>
+  </w:style>
+  <w:style w:type="character" w:customStyle="1" w:styleId="Heading3Char">
+    <w:name w:val="Heading 3 Char"/>
+    <w:basedOn w:val="DefaultParagraphFont"/>
+    <w:link w:val="Heading3"/>
+    <w:uiPriority w:val="9"/>
+    <w:rsid w:val="005D62A4"/>
+    <w:rPr>
+      <w:rFonts w:asciiTheme="majorHAnsi" w:eastAsiaTheme="majorEastAsia" w:hAnsiTheme="majorHAnsi" w:cstheme="majorBidi"/>
+      <w:color w:val="1F3763" w:themeColor="accent1" w:themeShade="7F"/>
+      <w:sz w:val="24"/>
+      <w:szCs w:val="24"/>
+    </w:rPr>
+  </w:style>
+  <w:style w:type="character" w:customStyle="1" w:styleId="Heading4Char">
+    <w:name w:val="Heading 4 Char"/>
+    <w:basedOn w:val="DefaultParagraphFont"/>
+    <w:link w:val="Heading4"/>
+    <w:uiPriority w:val="9"/>
+    <w:rsid w:val="005D62A4"/>
+    <w:rPr>
+      <w:rFonts w:asciiTheme="majorHAnsi" w:eastAsiaTheme="majorEastAsia" w:hAnsiTheme="majorHAnsi" w:cstheme="majorBidi"/>
+      <w:i/>
+      <w:iCs/>
+      <w:color w:val="2F5496" w:themeColor="accent1" w:themeShade="BF"/>
+    </w:rPr>
+  </w:style>
+  <w:style w:type="paragraph" w:styleId="Header">
+    <w:name w:val="header"/>
+    <w:basedOn w:val="Normal"/>
+    <w:link w:val="HeaderChar"/>
+    <w:uiPriority w:val="99"/>
+    <w:unhideWhenUsed/>
+    <w:rsid w:val="008D1B8E"/>
+    <w:pPr>
+      <w:tabs>
+        <w:tab w:val="center" w:pos="4513"/>
+        <w:tab w:val="right" w:pos="9026"/>
+      </w:tabs>
+      <w:spacing w:after="0"/>
+    </w:pPr>
+  </w:style>
+  <w:style w:type="character" w:customStyle="1" w:styleId="HeaderChar">
+    <w:name w:val="Header Char"/>
+    <w:basedOn w:val="DefaultParagraphFont"/>
+    <w:link w:val="Header"/>
+    <w:uiPriority w:val="99"/>
+    <w:rsid w:val="008D1B8E"/>
+  </w:style>
+  <w:style w:type="paragraph" w:styleId="Footer">
+    <w:name w:val="footer"/>
+    <w:basedOn w:val="Normal"/>
+    <w:link w:val="FooterChar"/>
+    <w:uiPriority w:val="99"/>
+    <w:unhideWhenUsed/>
+    <w:rsid w:val="008D1B8E"/>
+    <w:pPr>
+      <w:tabs>
+        <w:tab w:val="center" w:pos="4513"/>
+        <w:tab w:val="right" w:pos="9026"/>
+      </w:tabs>
+      <w:spacing w:after="0"/>
+    </w:pPr>
+  </w:style>
+  <w:style w:type="character" w:customStyle="1" w:styleId="FooterChar">
+    <w:name w:val="Footer Char"/>
+    <w:basedOn w:val="DefaultParagraphFont"/>
+    <w:link w:val="Footer"/>
+    <w:uiPriority w:val="99"/>
+    <w:rsid w:val="008D1B8E"/>
   </w:style>
 </w:styles>
 </file>
